--- a/courses/mathematical-physics/propagators-symplectic.docx
+++ b/courses/mathematical-physics/propagators-symplectic.docx
@@ -435,7 +435,7 @@
         </m:r>
         <m:r>
           <m:rPr>
-            <m:sty m:val="b"/>
+            <m:sty m:val="bi"/>
           </m:rPr>
           <m:t>x</m:t>
         </m:r>
@@ -480,7 +480,7 @@
         </m:r>
         <m:r>
           <m:rPr>
-            <m:sty m:val="b"/>
+            <m:sty m:val="bi"/>
           </m:rPr>
           <m:t>x</m:t>
         </m:r>
@@ -2184,7 +2184,7 @@
           </m:r>
           <m:r>
             <m:rPr>
-              <m:sty m:val="b"/>
+              <m:sty m:val="bi"/>
             </m:rPr>
             <m:t>x</m:t>
           </m:r>
@@ -2198,7 +2198,7 @@
             <m:e>
               <m:r>
                 <m:rPr>
-                  <m:sty m:val="b"/>
+                  <m:sty m:val="bi"/>
                 </m:rPr>
                 <m:t>x</m:t>
               </m:r>
@@ -2250,7 +2250,7 @@
           </m:r>
           <m:r>
             <m:rPr>
-              <m:sty m:val="b"/>
+              <m:sty m:val="bi"/>
             </m:rPr>
             <m:t>x</m:t>
           </m:r>
@@ -2264,7 +2264,7 @@
             <m:e>
               <m:r>
                 <m:rPr>
-                  <m:sty m:val="b"/>
+                  <m:sty m:val="bi"/>
                 </m:rPr>
                 <m:t>x</m:t>
               </m:r>
@@ -2315,7 +2315,7 @@
           </m:r>
           <m:r>
             <m:rPr>
-              <m:sty m:val="b"/>
+              <m:sty m:val="bi"/>
             </m:rPr>
             <m:t>x</m:t>
           </m:r>
@@ -2329,7 +2329,7 @@
             <m:e>
               <m:r>
                 <m:rPr>
-                  <m:sty m:val="b"/>
+                  <m:sty m:val="bi"/>
                 </m:rPr>
                 <m:t>x</m:t>
               </m:r>
@@ -2387,7 +2387,7 @@
                   </m:r>
                   <m:r>
                     <m:rPr>
-                      <m:sty m:val="b"/>
+                      <m:sty m:val="bi"/>
                     </m:rPr>
                     <m:t>x</m:t>
                   </m:r>
@@ -2401,7 +2401,7 @@
                     <m:e>
                       <m:r>
                         <m:rPr>
-                          <m:sty m:val="b"/>
+                          <m:sty m:val="bi"/>
                         </m:rPr>
                         <m:t>x</m:t>
                       </m:r>
@@ -2439,7 +2439,7 @@
               </m:r>
               <m:r>
                 <m:rPr>
-                  <m:sty m:val="b"/>
+                  <m:sty m:val="bi"/>
                 </m:rPr>
                 <m:t>x</m:t>
               </m:r>
@@ -2453,7 +2453,7 @@
                 <m:e>
                   <m:r>
                     <m:rPr>
-                      <m:sty m:val="b"/>
+                      <m:sty m:val="bi"/>
                     </m:rPr>
                     <m:t>x</m:t>
                   </m:r>
@@ -2690,7 +2690,7 @@
           </m:r>
           <m:r>
             <m:rPr>
-              <m:sty m:val="b"/>
+              <m:sty m:val="bi"/>
             </m:rPr>
             <m:t>x</m:t>
           </m:r>
@@ -2777,7 +2777,7 @@
           </m:r>
           <m:r>
             <m:rPr>
-              <m:sty m:val="b"/>
+              <m:sty m:val="bi"/>
             </m:rPr>
             <m:t>x</m:t>
           </m:r>
@@ -2791,7 +2791,7 @@
             <m:e>
               <m:r>
                 <m:rPr>
-                  <m:sty m:val="b"/>
+                  <m:sty m:val="bi"/>
                 </m:rPr>
                 <m:t>x</m:t>
               </m:r>
@@ -2824,7 +2824,7 @@
             <m:e>
               <m:r>
                 <m:rPr>
-                  <m:sty m:val="b"/>
+                  <m:sty m:val="bi"/>
                 </m:rPr>
                 <m:t>x</m:t>
               </m:r>
@@ -2871,7 +2871,7 @@
           <m:e>
             <m:r>
               <m:rPr>
-                <m:sty m:val="b"/>
+                <m:sty m:val="bi"/>
               </m:rPr>
               <m:t>x</m:t>
             </m:r>
@@ -4494,7 +4494,7 @@
             <m:e>
               <m:r>
                 <m:rPr>
-                  <m:sty m:val="b"/>
+                  <m:sty m:val="bi"/>
                 </m:rPr>
                 <m:t>v</m:t>
               </m:r>
@@ -4520,7 +4520,7 @@
             <m:e>
               <m:r>
                 <m:rPr>
-                  <m:sty m:val="b"/>
+                  <m:sty m:val="bi"/>
                 </m:rPr>
                 <m:t>v</m:t>
               </m:r>
@@ -4549,7 +4549,7 @@
           <m:e>
             <m:r>
               <m:rPr>
-                <m:sty m:val="b"/>
+                <m:sty m:val="bi"/>
               </m:rPr>
               <m:t>v</m:t>
             </m:r>
@@ -9623,6 +9623,9 @@
                 <m:t>ψ</m:t>
               </m:r>
             </m:oMath>
+            <w:r>
+              <w:t xml:space="preserve">​</w:t>
+            </w:r>
           </w:p>
         </w:tc>
         <w:tc>
@@ -9671,7 +9674,7 @@
               </m:r>
               <m:r>
                 <m:rPr>
-                  <m:sty m:val="b"/>
+                  <m:sty m:val="bi"/>
                 </m:rPr>
                 <m:t>x</m:t>
               </m:r>
@@ -9685,7 +9688,7 @@
                 <m:e>
                   <m:r>
                     <m:rPr>
-                      <m:sty m:val="b"/>
+                      <m:sty m:val="bi"/>
                     </m:rPr>
                     <m:t>x</m:t>
                   </m:r>
@@ -9754,6 +9757,9 @@
                 </m:den>
               </m:f>
             </m:oMath>
+            <w:r>
+              <w:t xml:space="preserve">​</w:t>
+            </w:r>
           </w:p>
         </w:tc>
         <w:tc>
@@ -9871,6 +9877,9 @@
                 </m:sup>
               </m:sSubSup>
             </m:oMath>
+            <w:r>
+              <w:t xml:space="preserve">​</w:t>
+            </w:r>
           </w:p>
         </w:tc>
         <w:tc>
@@ -10081,6 +10090,9 @@
                 </m:e>
               </m:d>
             </m:oMath>
+            <w:r>
+              <w:t xml:space="preserve">​</w:t>
+            </w:r>
           </w:p>
         </w:tc>
         <w:tc>
@@ -12163,7 +12175,7 @@
         </m:r>
         <m:r>
           <m:rPr>
-            <m:sty m:val="b"/>
+            <m:sty m:val="bi"/>
           </m:rPr>
           <m:t>x</m:t>
         </m:r>
